--- a/projects/TRD-EHR/paper1-trd-prediction/parts/supplement/16-s2-precision-recall-performance.docx
+++ b/projects/TRD-EHR/paper1-trd-prediction/parts/supplement/16-s2-precision-recall-performance.docx
@@ -2,7 +2,7 @@
 <file path=word/document.xml><?xml version="1.0" encoding="utf-8"?>
 <w:document xmlns:w="http://schemas.openxmlformats.org/wordprocessingml/2006/main" xmlns:m="http://schemas.openxmlformats.org/officeDocument/2006/math" xmlns:r="http://schemas.openxmlformats.org/officeDocument/2006/relationships" xmlns:o="urn:schemas-microsoft-com:office:office" xmlns:v="urn:schemas-microsoft-com:vml" xmlns:w10="urn:schemas-microsoft-com:office:word" xmlns:a="http://schemas.openxmlformats.org/drawingml/2006/main" xmlns:pic="http://schemas.openxmlformats.org/drawingml/2006/picture" xmlns:wp="http://schemas.openxmlformats.org/drawingml/2006/wordprocessingDrawing">
   <w:body>
-    <w:bookmarkStart w:id="24" w:name="_37c5a7aca085f00e238895c3e50aed26129ffba"/>
+    <w:bookmarkStart w:id="35" w:name="s2-precision-recall-performance"/>
     <w:p>
       <w:pPr>
         <w:pStyle w:val="Heading1"/>
@@ -485,7 +485,7 @@
     </w:tbl>
     <w:p>
       <w:pPr>
-        <w:pStyle w:val="FirstParagraph"/>
+        <w:pStyle w:val="BodyText"/>
       </w:pPr>
       <w:r>
         <w:t xml:space="preserve">Table S2. Embedded logistic-regression AUPRC by encoder (held-out test set), with bootstrap 95% CIs. No-skill baseline = 0.175.</w:t>
@@ -635,7 +635,7 @@
     </w:tbl>
     <w:p>
       <w:pPr>
-        <w:pStyle w:val="FirstParagraph"/>
+        <w:pStyle w:val="BodyText"/>
       </w:pPr>
       <w:r>
         <w:t xml:space="preserve">A Embedded logistic regression</w:t>
@@ -650,18 +650,18 @@
           <wp:inline>
             <wp:extent cx="5303520" cy="2863900"/>
             <wp:effectExtent b="0" l="0" r="0" t="0"/>
-            <wp:docPr descr="" title="" id="10" name="Picture"/>
+            <wp:docPr descr="" title="" id="21" name="Picture"/>
             <a:graphic>
               <a:graphicData uri="http://schemas.openxmlformats.org/drawingml/2006/picture">
                 <pic:pic>
                   <pic:nvPicPr>
-                    <pic:cNvPr descr="/Users/mikeyferguson/Developer/Atlas/.claude/worktrees/wf_ac3faf7c-0a3-1/research/TRD-EHR/exports/results/Qwen-Qwen3-Embedding-8B/google_medgemma-27b-text-it/pr_curves/pr_curve_logistic_regression_EMBEDDED.png" id="11" name="Picture"/>
+                    <pic:cNvPr descr="../results/Qwen-Qwen3-Embedding-8B/google_medgemma-27b-text-it/pr_curves/pr_curve_logistic_regression_EMBEDDED.png" id="22" name="Picture"/>
                     <pic:cNvPicPr>
                       <a:picLocks noChangeArrowheads="1" noChangeAspect="1"/>
                     </pic:cNvPicPr>
                   </pic:nvPicPr>
                   <pic:blipFill>
-                    <a:blip r:embed="rId9"/>
+                    <a:blip r:embed="rId20"/>
                     <a:stretch>
                       <a:fillRect/>
                     </a:stretch>
@@ -705,18 +705,18 @@
           <wp:inline>
             <wp:extent cx="5303520" cy="2863900"/>
             <wp:effectExtent b="0" l="0" r="0" t="0"/>
-            <wp:docPr descr="" title="" id="13" name="Picture"/>
+            <wp:docPr descr="" title="" id="24" name="Picture"/>
             <a:graphic>
               <a:graphicData uri="http://schemas.openxmlformats.org/drawingml/2006/picture">
                 <pic:pic>
                   <pic:nvPicPr>
-                    <pic:cNvPr descr="/Users/mikeyferguson/Developer/Atlas/.claude/worktrees/wf_ac3faf7c-0a3-1/research/TRD-EHR/exports/results/Qwen-Qwen3-Embedding-8B/google_medgemma-27b-text-it/pr_curves/pr_curve_xgboost_FEATURE.png" id="14" name="Picture"/>
+                    <pic:cNvPr descr="../results/Qwen-Qwen3-Embedding-8B/google_medgemma-27b-text-it/pr_curves/pr_curve_xgboost_FEATURE.png" id="25" name="Picture"/>
                     <pic:cNvPicPr>
                       <a:picLocks noChangeArrowheads="1" noChangeAspect="1"/>
                     </pic:cNvPicPr>
                   </pic:nvPicPr>
                   <pic:blipFill>
-                    <a:blip r:embed="rId12"/>
+                    <a:blip r:embed="rId23"/>
                     <a:stretch>
                       <a:fillRect/>
                     </a:stretch>
@@ -760,18 +760,18 @@
           <wp:inline>
             <wp:extent cx="5303520" cy="2863900"/>
             <wp:effectExtent b="0" l="0" r="0" t="0"/>
-            <wp:docPr descr="" title="" id="16" name="Picture"/>
+            <wp:docPr descr="" title="" id="27" name="Picture"/>
             <a:graphic>
               <a:graphicData uri="http://schemas.openxmlformats.org/drawingml/2006/picture">
                 <pic:pic>
                   <pic:nvPicPr>
-                    <pic:cNvPr descr="/Users/mikeyferguson/Developer/Atlas/.claude/worktrees/wf_ac3faf7c-0a3-1/research/TRD-EHR/exports/results/Qwen-Qwen3-Embedding-8B/google_medgemma-27b-text-it/neighbor_count_sweep/best_k_panels/pr_curve_NEAREST_IMPORTANCE_WEIGHTED_alpha1_k295.png" id="17" name="Picture"/>
+                    <pic:cNvPr descr="../results/Qwen-Qwen3-Embedding-8B/google_medgemma-27b-text-it/neighbor_count_sweep/best_k_panels/pr_curve_NEAREST_IMPORTANCE_WEIGHTED_alpha1_k295.png" id="28" name="Picture"/>
                     <pic:cNvPicPr>
                       <a:picLocks noChangeArrowheads="1" noChangeAspect="1"/>
                     </pic:cNvPicPr>
                   </pic:nvPicPr>
                   <pic:blipFill>
-                    <a:blip r:embed="rId15"/>
+                    <a:blip r:embed="rId26"/>
                     <a:stretch>
                       <a:fillRect/>
                     </a:stretch>
@@ -815,18 +815,18 @@
           <wp:inline>
             <wp:extent cx="5303520" cy="2863900"/>
             <wp:effectExtent b="0" l="0" r="0" t="0"/>
-            <wp:docPr descr="" title="" id="19" name="Picture"/>
+            <wp:docPr descr="" title="" id="30" name="Picture"/>
             <a:graphic>
               <a:graphicData uri="http://schemas.openxmlformats.org/drawingml/2006/picture">
                 <pic:pic>
                   <pic:nvPicPr>
-                    <pic:cNvPr descr="/Users/mikeyferguson/Developer/Atlas/.claude/worktrees/wf_ac3faf7c-0a3-1/research/TRD-EHR/exports/results/Qwen-Qwen3-Embedding-8B/google_medgemma-27b-text-it/neighbor_count_sweep/best_k_panels/pr_curve_NEAREST_PLAIN_COSINE_alpha1_k757.png" id="20" name="Picture"/>
+                    <pic:cNvPr descr="../results/Qwen-Qwen3-Embedding-8B/google_medgemma-27b-text-it/neighbor_count_sweep/best_k_panels/pr_curve_NEAREST_PLAIN_COSINE_alpha1_k757.png" id="31" name="Picture"/>
                     <pic:cNvPicPr>
                       <a:picLocks noChangeArrowheads="1" noChangeAspect="1"/>
                     </pic:cNvPicPr>
                   </pic:nvPicPr>
                   <pic:blipFill>
-                    <a:blip r:embed="rId18"/>
+                    <a:blip r:embed="rId29"/>
                     <a:stretch>
                       <a:fillRect/>
                     </a:stretch>
@@ -870,18 +870,18 @@
           <wp:inline>
             <wp:extent cx="5303520" cy="2863900"/>
             <wp:effectExtent b="0" l="0" r="0" t="0"/>
-            <wp:docPr descr="" title="" id="22" name="Picture"/>
+            <wp:docPr descr="" title="" id="33" name="Picture"/>
             <a:graphic>
               <a:graphicData uri="http://schemas.openxmlformats.org/drawingml/2006/picture">
                 <pic:pic>
                   <pic:nvPicPr>
-                    <pic:cNvPr descr="/Users/mikeyferguson/Developer/Atlas/.claude/worktrees/wf_ac3faf7c-0a3-1/research/TRD-EHR/exports/results/Qwen-Qwen3-Embedding-8B/google_medgemma-27b-text-it/neighbor_count_sweep/best_k_panels/pr_curve_RANDOM_UNIFORM_k32720.png" id="23" name="Picture"/>
+                    <pic:cNvPr descr="../results/Qwen-Qwen3-Embedding-8B/google_medgemma-27b-text-it/neighbor_count_sweep/best_k_panels/pr_curve_RANDOM_UNIFORM_k32720.png" id="34" name="Picture"/>
                     <pic:cNvPicPr>
                       <a:picLocks noChangeArrowheads="1" noChangeAspect="1"/>
                     </pic:cNvPicPr>
                   </pic:nvPicPr>
                   <pic:blipFill>
-                    <a:blip r:embed="rId21"/>
+                    <a:blip r:embed="rId32"/>
                     <a:stretch>
                       <a:fillRect/>
                     </a:stretch>
@@ -916,7 +916,7 @@
         <w:t xml:space="preserve">Figure S4. Precision–recall curves (held-out test set; primary Qwen3-Embedding-8B encoder). (A) Embedded logistic regression; (B) feature-vector XGBoost; (C–E) the 3 retrieval arms, each at its own test-selected best k. E is the draw of 1,000 whose ROC AUC at that k is closest to their mean. Every panel’s legend prints average precision with its bootstrap 95% CI (in E, the CI of that one draw over test patients) and the no-skill reference, the positive rate, 0.175 (95% CI 0.167–0.183). Legend average precision differs from the table AUPRC by at most 0.001.</w:t>
       </w:r>
     </w:p>
-    <w:bookmarkEnd w:id="24"/>
+    <w:bookmarkEnd w:id="35"/>
     <w:sectPr>
       <w:pgSz w:h="15840" w:w="12240"/>
       <w:pgMar w:bottom="1440" w:footer="708" w:gutter="0" w:header="708" w:left="1800" w:right="1800" w:top="1440"/>

--- a/projects/TRD-EHR/paper1-trd-prediction/parts/supplement/16-s2-precision-recall-performance.docx
+++ b/projects/TRD-EHR/paper1-trd-prediction/parts/supplement/16-s2-precision-recall-performance.docx
@@ -913,7 +913,7 @@
         <w:pStyle w:val="BodyText"/>
       </w:pPr>
       <w:r>
-        <w:t xml:space="preserve">Figure S4. Precision–recall curves (held-out test set; primary Qwen3-Embedding-8B encoder). (A) Embedded logistic regression; (B) feature-vector XGBoost; (C–E) the 3 retrieval arms, each at its own test-selected best k. E is the draw of 1,000 whose ROC AUC at that k is closest to their mean. Every panel’s legend prints average precision with its bootstrap 95% CI (in E, the CI of that one draw over test patients) and the no-skill reference, the positive rate, 0.175 (95% CI 0.167–0.183). Legend average precision differs from the table AUPRC by at most 0.001.</w:t>
+        <w:t xml:space="preserve">Figure S4. Precision–recall curves (held-out test set; Qwen3-Embedding-8B). (A) Embedded logistic regression; (B) feature-vector XGBoost; (C–E) the 3 retrieval arms, each at its own test-selected best k. E is the draw of 1,000 whose ROC AUC at that k is closest to their mean. Every panel’s legend prints average precision with its bootstrap 95% CI (in E, the CI of that one draw over test patients) and the no-skill reference, the positive rate, 0.175 (95% CI 0.167–0.183). Legend average precision differs from the table AUPRC by at most 0.001.</w:t>
       </w:r>
     </w:p>
     <w:bookmarkEnd w:id="35"/>
